--- a/Guia_Arquitetura_Cloud_Run_Chicago.docx
+++ b/Guia_Arquitetura_Cloud_Run_Chicago.docx
@@ -2828,6 +2828,2688 @@
         <w:t>[ ] Logs e validações são revisados após as primeiras execuções.</w:t>
       </w:r>
     </w:p>
+    <w:p>
+      <w:r>
+        <w:br w:type="page"/>
+      </w:r>
+    </w:p>
+    <w:p>
+      <w:pPr>
+        <w:pStyle w:val="Heading1"/>
+        <w:spacing w:before="240" w:after="100"/>
+      </w:pPr>
+      <w:r>
+        <w:rPr>
+          <w:color w:val="000000"/>
+        </w:rPr>
+        <w:t>13 Aula detalhada sobre o MERGE incremental</w:t>
+      </w:r>
+    </w:p>
+    <w:p>
+      <w:pPr>
+        <w:spacing w:line="269" w:lineRule="auto" w:after="120"/>
+      </w:pPr>
+      <w:r>
+        <w:t>Esta seção explica o script de atualização incremental como se estivéssemos acompanhando uma execução linha por linha. A ideia central é simples: a Bronze recebe uma fotografia recente da API; o SQL compara essa fotografia com a Silver e altera somente aquilo que for necessário.</w:t>
+      </w:r>
+    </w:p>
+    <w:p>
+      <w:pPr>
+        <w:spacing w:before="60" w:after="160"/>
+        <w:ind w:left="317" w:right="317"/>
+        <w:shd w:fill="F1F3F5"/>
+      </w:pPr>
+      <w:r>
+        <w:rPr>
+          <w:rFonts w:ascii="Consolas" w:hAnsi="Consolas"/>
+          <w:sz w:val="16"/>
+        </w:rPr>
+        <w:t>Bronze arquivo novo → Raw externa → delta temporária → validação → MERGE → auditoria</w:t>
+      </w:r>
+    </w:p>
+    <w:p>
+      <w:pPr>
+        <w:spacing w:line="269" w:lineRule="auto" w:after="120"/>
+      </w:pPr>
+      <w:r>
+        <w:t>A tabela Raw não é duplicada no BigQuery. Ela é externa e lê o Parquet diretamente no bucket. A tabela delta existe somente durante a consulta agendada. Quando a execução termina, delta desaparece; Silver e payments_load_audit permanecem.</w:t>
+      </w:r>
+    </w:p>
+    <w:p>
+      <w:pPr>
+        <w:pStyle w:val="Heading2"/>
+        <w:spacing w:before="160" w:after="100"/>
+      </w:pPr>
+      <w:r>
+        <w:rPr>
+          <w:color w:val="000000"/>
+        </w:rPr>
+        <w:t>13 1 O que cada tabela representa</w:t>
+      </w:r>
+    </w:p>
+    <w:tbl>
+      <w:tblPr>
+        <w:tblStyle w:val="TableGrid"/>
+        <w:tblW w:type="auto" w:w="0"/>
+        <w:tblLook w:firstColumn="1" w:firstRow="1" w:lastColumn="0" w:lastRow="0" w:noHBand="0" w:noVBand="1" w:val="04A0"/>
+      </w:tblPr>
+      <w:tblGrid>
+        <w:gridCol w:w="3389"/>
+        <w:gridCol w:w="3389"/>
+        <w:gridCol w:w="3389"/>
+      </w:tblGrid>
+      <w:tr>
+        <w:tc>
+          <w:tcPr>
+            <w:tcW w:type="dxa" w:w="3389"/>
+            <w:shd w:fill="17365D"/>
+          </w:tcPr>
+          <w:p>
+            <w:pPr>
+              <w:spacing w:after="40"/>
+            </w:pPr>
+            <w:r/>
+            <w:r>
+              <w:rPr>
+                <w:b/>
+                <w:color w:val="FFFFFF"/>
+                <w:sz w:val="18"/>
+              </w:rPr>
+              <w:t>Objeto</w:t>
+            </w:r>
+          </w:p>
+        </w:tc>
+        <w:tc>
+          <w:tcPr>
+            <w:tcW w:type="dxa" w:w="3389"/>
+            <w:shd w:fill="17365D"/>
+          </w:tcPr>
+          <w:p>
+            <w:pPr>
+              <w:spacing w:after="40"/>
+            </w:pPr>
+            <w:r/>
+            <w:r>
+              <w:rPr>
+                <w:b/>
+                <w:color w:val="FFFFFF"/>
+                <w:sz w:val="18"/>
+              </w:rPr>
+              <w:t>Duração</w:t>
+            </w:r>
+          </w:p>
+        </w:tc>
+        <w:tc>
+          <w:tcPr>
+            <w:tcW w:type="dxa" w:w="3389"/>
+            <w:shd w:fill="17365D"/>
+          </w:tcPr>
+          <w:p>
+            <w:pPr>
+              <w:spacing w:after="40"/>
+            </w:pPr>
+            <w:r/>
+            <w:r>
+              <w:rPr>
+                <w:b/>
+                <w:color w:val="FFFFFF"/>
+                <w:sz w:val="18"/>
+              </w:rPr>
+              <w:t>Papel</w:t>
+            </w:r>
+          </w:p>
+        </w:tc>
+      </w:tr>
+      <w:tr>
+        <w:tc>
+          <w:tcPr>
+            <w:tcW w:type="dxa" w:w="3389"/>
+          </w:tcPr>
+          <w:p>
+            <w:pPr>
+              <w:spacing w:after="40"/>
+            </w:pPr>
+            <w:r/>
+            <w:r>
+              <w:rPr>
+                <w:b w:val="0"/>
+                <w:sz w:val="18"/>
+              </w:rPr>
+              <w:t>Parquet Bronze</w:t>
+            </w:r>
+          </w:p>
+        </w:tc>
+        <w:tc>
+          <w:tcPr>
+            <w:tcW w:type="dxa" w:w="3389"/>
+          </w:tcPr>
+          <w:p>
+            <w:pPr>
+              <w:spacing w:after="40"/>
+            </w:pPr>
+            <w:r/>
+            <w:r>
+              <w:rPr>
+                <w:b w:val="0"/>
+                <w:sz w:val="18"/>
+              </w:rPr>
+              <w:t>Histórico no bucket</w:t>
+            </w:r>
+          </w:p>
+        </w:tc>
+        <w:tc>
+          <w:tcPr>
+            <w:tcW w:type="dxa" w:w="3389"/>
+          </w:tcPr>
+          <w:p>
+            <w:pPr>
+              <w:spacing w:after="40"/>
+            </w:pPr>
+            <w:r/>
+            <w:r>
+              <w:rPr>
+                <w:b w:val="0"/>
+                <w:sz w:val="18"/>
+              </w:rPr>
+              <w:t>Cópia bruta obtida da API em uma execução.</w:t>
+            </w:r>
+          </w:p>
+        </w:tc>
+      </w:tr>
+      <w:tr>
+        <w:tc>
+          <w:tcPr>
+            <w:tcW w:type="dxa" w:w="3389"/>
+            <w:shd w:fill="F4F7FA"/>
+          </w:tcPr>
+          <w:p>
+            <w:pPr>
+              <w:spacing w:after="40"/>
+            </w:pPr>
+            <w:r/>
+            <w:r>
+              <w:rPr>
+                <w:b w:val="0"/>
+                <w:sz w:val="18"/>
+              </w:rPr>
+              <w:t>Raw payments external</w:t>
+            </w:r>
+          </w:p>
+        </w:tc>
+        <w:tc>
+          <w:tcPr>
+            <w:tcW w:type="dxa" w:w="3389"/>
+            <w:shd w:fill="F4F7FA"/>
+          </w:tcPr>
+          <w:p>
+            <w:pPr>
+              <w:spacing w:after="40"/>
+            </w:pPr>
+            <w:r/>
+            <w:r>
+              <w:rPr>
+                <w:b w:val="0"/>
+                <w:sz w:val="18"/>
+              </w:rPr>
+              <w:t>Permanente</w:t>
+            </w:r>
+          </w:p>
+        </w:tc>
+        <w:tc>
+          <w:tcPr>
+            <w:tcW w:type="dxa" w:w="3389"/>
+            <w:shd w:fill="F4F7FA"/>
+          </w:tcPr>
+          <w:p>
+            <w:pPr>
+              <w:spacing w:after="40"/>
+            </w:pPr>
+            <w:r/>
+            <w:r>
+              <w:rPr>
+                <w:b w:val="0"/>
+                <w:sz w:val="18"/>
+              </w:rPr>
+              <w:t>Ponte SQL que lê todos os Parquets compatíveis.</w:t>
+            </w:r>
+          </w:p>
+        </w:tc>
+      </w:tr>
+      <w:tr>
+        <w:tc>
+          <w:tcPr>
+            <w:tcW w:type="dxa" w:w="3389"/>
+          </w:tcPr>
+          <w:p>
+            <w:pPr>
+              <w:spacing w:after="40"/>
+            </w:pPr>
+            <w:r/>
+            <w:r>
+              <w:rPr>
+                <w:b w:val="0"/>
+                <w:sz w:val="18"/>
+              </w:rPr>
+              <w:t>delta</w:t>
+            </w:r>
+          </w:p>
+        </w:tc>
+        <w:tc>
+          <w:tcPr>
+            <w:tcW w:type="dxa" w:w="3389"/>
+          </w:tcPr>
+          <w:p>
+            <w:pPr>
+              <w:spacing w:after="40"/>
+            </w:pPr>
+            <w:r/>
+            <w:r>
+              <w:rPr>
+                <w:b w:val="0"/>
+                <w:sz w:val="18"/>
+              </w:rPr>
+              <w:t>Somente na execução</w:t>
+            </w:r>
+          </w:p>
+        </w:tc>
+        <w:tc>
+          <w:tcPr>
+            <w:tcW w:type="dxa" w:w="3389"/>
+          </w:tcPr>
+          <w:p>
+            <w:pPr>
+              <w:spacing w:after="40"/>
+            </w:pPr>
+            <w:r/>
+            <w:r>
+              <w:rPr>
+                <w:b w:val="0"/>
+                <w:sz w:val="18"/>
+              </w:rPr>
+              <w:t>Fotografia tratada e classificada antes do MERGE.</w:t>
+            </w:r>
+          </w:p>
+        </w:tc>
+      </w:tr>
+      <w:tr>
+        <w:tc>
+          <w:tcPr>
+            <w:tcW w:type="dxa" w:w="3389"/>
+            <w:shd w:fill="F4F7FA"/>
+          </w:tcPr>
+          <w:p>
+            <w:pPr>
+              <w:spacing w:after="40"/>
+            </w:pPr>
+            <w:r/>
+            <w:r>
+              <w:rPr>
+                <w:b w:val="0"/>
+                <w:sz w:val="18"/>
+              </w:rPr>
+              <w:t>Silver payments</w:t>
+            </w:r>
+          </w:p>
+        </w:tc>
+        <w:tc>
+          <w:tcPr>
+            <w:tcW w:type="dxa" w:w="3389"/>
+            <w:shd w:fill="F4F7FA"/>
+          </w:tcPr>
+          <w:p>
+            <w:pPr>
+              <w:spacing w:after="40"/>
+            </w:pPr>
+            <w:r/>
+            <w:r>
+              <w:rPr>
+                <w:b w:val="0"/>
+                <w:sz w:val="18"/>
+              </w:rPr>
+              <w:t>Permanente</w:t>
+            </w:r>
+          </w:p>
+        </w:tc>
+        <w:tc>
+          <w:tcPr>
+            <w:tcW w:type="dxa" w:w="3389"/>
+            <w:shd w:fill="F4F7FA"/>
+          </w:tcPr>
+          <w:p>
+            <w:pPr>
+              <w:spacing w:after="40"/>
+            </w:pPr>
+            <w:r/>
+            <w:r>
+              <w:rPr>
+                <w:b w:val="0"/>
+                <w:sz w:val="18"/>
+              </w:rPr>
+              <w:t>Estado atual tratado de cada pagamento.</w:t>
+            </w:r>
+          </w:p>
+        </w:tc>
+      </w:tr>
+      <w:tr>
+        <w:tc>
+          <w:tcPr>
+            <w:tcW w:type="dxa" w:w="3389"/>
+          </w:tcPr>
+          <w:p>
+            <w:pPr>
+              <w:spacing w:after="40"/>
+            </w:pPr>
+            <w:r/>
+            <w:r>
+              <w:rPr>
+                <w:b w:val="0"/>
+                <w:sz w:val="18"/>
+              </w:rPr>
+              <w:t>payments load audit</w:t>
+            </w:r>
+          </w:p>
+        </w:tc>
+        <w:tc>
+          <w:tcPr>
+            <w:tcW w:type="dxa" w:w="3389"/>
+          </w:tcPr>
+          <w:p>
+            <w:pPr>
+              <w:spacing w:after="40"/>
+            </w:pPr>
+            <w:r/>
+            <w:r>
+              <w:rPr>
+                <w:b w:val="0"/>
+                <w:sz w:val="18"/>
+              </w:rPr>
+              <w:t>Permanente</w:t>
+            </w:r>
+          </w:p>
+        </w:tc>
+        <w:tc>
+          <w:tcPr>
+            <w:tcW w:type="dxa" w:w="3389"/>
+          </w:tcPr>
+          <w:p>
+            <w:pPr>
+              <w:spacing w:after="40"/>
+            </w:pPr>
+            <w:r/>
+            <w:r>
+              <w:rPr>
+                <w:b w:val="0"/>
+                <w:sz w:val="18"/>
+              </w:rPr>
+              <w:t>Resumo de cada execução bem sucedida.</w:t>
+            </w:r>
+          </w:p>
+        </w:tc>
+      </w:tr>
+    </w:tbl>
+    <w:p/>
+    <w:p>
+      <w:pPr>
+        <w:pStyle w:val="Heading2"/>
+        <w:spacing w:before="160" w:after="100"/>
+      </w:pPr>
+      <w:r>
+        <w:rPr>
+          <w:color w:val="000000"/>
+        </w:rPr>
+        <w:t>13 2 Por que existem source row id e record hash</w:t>
+      </w:r>
+    </w:p>
+    <w:p>
+      <w:pPr>
+        <w:spacing w:line="269" w:lineRule="auto" w:after="120"/>
+      </w:pPr>
+      <w:r>
+        <w:t>Essas duas colunas parecem parecidas, mas resolvem perguntas diferentes. Elas não são redundantes.</w:t>
+      </w:r>
+    </w:p>
+    <w:tbl>
+      <w:tblPr>
+        <w:tblStyle w:val="TableGrid"/>
+        <w:tblW w:type="auto" w:w="0"/>
+        <w:tblLook w:firstColumn="1" w:firstRow="1" w:lastColumn="0" w:lastRow="0" w:noHBand="0" w:noVBand="1" w:val="04A0"/>
+      </w:tblPr>
+      <w:tblGrid>
+        <w:gridCol w:w="3389"/>
+        <w:gridCol w:w="3389"/>
+        <w:gridCol w:w="3389"/>
+      </w:tblGrid>
+      <w:tr>
+        <w:tc>
+          <w:tcPr>
+            <w:tcW w:type="dxa" w:w="3389"/>
+            <w:shd w:fill="17365D"/>
+          </w:tcPr>
+          <w:p>
+            <w:pPr>
+              <w:spacing w:after="40"/>
+            </w:pPr>
+            <w:r/>
+            <w:r>
+              <w:rPr>
+                <w:b/>
+                <w:color w:val="FFFFFF"/>
+                <w:sz w:val="18"/>
+              </w:rPr>
+              <w:t>Coluna</w:t>
+            </w:r>
+          </w:p>
+        </w:tc>
+        <w:tc>
+          <w:tcPr>
+            <w:tcW w:type="dxa" w:w="3389"/>
+            <w:shd w:fill="17365D"/>
+          </w:tcPr>
+          <w:p>
+            <w:pPr>
+              <w:spacing w:after="40"/>
+            </w:pPr>
+            <w:r/>
+            <w:r>
+              <w:rPr>
+                <w:b/>
+                <w:color w:val="FFFFFF"/>
+                <w:sz w:val="18"/>
+              </w:rPr>
+              <w:t>Pergunta que responde</w:t>
+            </w:r>
+          </w:p>
+        </w:tc>
+        <w:tc>
+          <w:tcPr>
+            <w:tcW w:type="dxa" w:w="3389"/>
+            <w:shd w:fill="17365D"/>
+          </w:tcPr>
+          <w:p>
+            <w:pPr>
+              <w:spacing w:after="40"/>
+            </w:pPr>
+            <w:r/>
+            <w:r>
+              <w:rPr>
+                <w:b/>
+                <w:color w:val="FFFFFF"/>
+                <w:sz w:val="18"/>
+              </w:rPr>
+              <w:t>Exemplo</w:t>
+            </w:r>
+          </w:p>
+        </w:tc>
+      </w:tr>
+      <w:tr>
+        <w:tc>
+          <w:tcPr>
+            <w:tcW w:type="dxa" w:w="3389"/>
+          </w:tcPr>
+          <w:p>
+            <w:pPr>
+              <w:spacing w:after="40"/>
+            </w:pPr>
+            <w:r/>
+            <w:r>
+              <w:rPr>
+                <w:b w:val="0"/>
+                <w:sz w:val="18"/>
+              </w:rPr>
+              <w:t>source_row_id</w:t>
+            </w:r>
+          </w:p>
+        </w:tc>
+        <w:tc>
+          <w:tcPr>
+            <w:tcW w:type="dxa" w:w="3389"/>
+          </w:tcPr>
+          <w:p>
+            <w:pPr>
+              <w:spacing w:after="40"/>
+            </w:pPr>
+            <w:r/>
+            <w:r>
+              <w:rPr>
+                <w:b w:val="0"/>
+                <w:sz w:val="18"/>
+              </w:rPr>
+              <w:t>Qual pagamento é este?</w:t>
+            </w:r>
+          </w:p>
+        </w:tc>
+        <w:tc>
+          <w:tcPr>
+            <w:tcW w:type="dxa" w:w="3389"/>
+          </w:tcPr>
+          <w:p>
+            <w:pPr>
+              <w:spacing w:after="40"/>
+            </w:pPr>
+            <w:r/>
+            <w:r>
+              <w:rPr>
+                <w:b w:val="0"/>
+                <w:sz w:val="18"/>
+              </w:rPr>
+              <w:t>A mesma linha da API continua com o mesmo identificador técnico.</w:t>
+            </w:r>
+          </w:p>
+        </w:tc>
+      </w:tr>
+      <w:tr>
+        <w:tc>
+          <w:tcPr>
+            <w:tcW w:type="dxa" w:w="3389"/>
+            <w:shd w:fill="F4F7FA"/>
+          </w:tcPr>
+          <w:p>
+            <w:pPr>
+              <w:spacing w:after="40"/>
+            </w:pPr>
+            <w:r/>
+            <w:r>
+              <w:rPr>
+                <w:b w:val="0"/>
+                <w:sz w:val="18"/>
+              </w:rPr>
+              <w:t>record_hash</w:t>
+            </w:r>
+          </w:p>
+        </w:tc>
+        <w:tc>
+          <w:tcPr>
+            <w:tcW w:type="dxa" w:w="3389"/>
+            <w:shd w:fill="F4F7FA"/>
+          </w:tcPr>
+          <w:p>
+            <w:pPr>
+              <w:spacing w:after="40"/>
+            </w:pPr>
+            <w:r/>
+            <w:r>
+              <w:rPr>
+                <w:b w:val="0"/>
+                <w:sz w:val="18"/>
+              </w:rPr>
+              <w:t>O conteúdo deste pagamento mudou?</w:t>
+            </w:r>
+          </w:p>
+        </w:tc>
+        <w:tc>
+          <w:tcPr>
+            <w:tcW w:type="dxa" w:w="3389"/>
+            <w:shd w:fill="F4F7FA"/>
+          </w:tcPr>
+          <w:p>
+            <w:pPr>
+              <w:spacing w:after="40"/>
+            </w:pPr>
+            <w:r/>
+            <w:r>
+              <w:rPr>
+                <w:b w:val="0"/>
+                <w:sz w:val="18"/>
+              </w:rPr>
+              <w:t>O mesmo ID agora possui outro valor ou fornecedor.</w:t>
+            </w:r>
+          </w:p>
+        </w:tc>
+      </w:tr>
+    </w:tbl>
+    <w:p/>
+    <w:p>
+      <w:pPr>
+        <w:spacing w:line="269" w:lineRule="auto" w:after="120"/>
+      </w:pPr>
+      <w:r>
+        <w:t>O source_row_id é usado para localizar a linha correspondente na Silver. Porém, ele não informa se o valor da linha mudou. O record_hash é uma assinatura calculada a partir dos campos de negócio. Quando qualquer um desses campos muda, a assinatura também muda.</w:t>
+      </w:r>
+    </w:p>
+    <w:p>
+      <w:pPr>
+        <w:spacing w:before="60" w:after="160"/>
+        <w:ind w:left="317" w:right="317"/>
+        <w:shd w:fill="F1F3F5"/>
+      </w:pPr>
+      <w:r>
+        <w:rPr>
+          <w:rFonts w:ascii="Consolas" w:hAnsi="Consolas"/>
+          <w:sz w:val="16"/>
+        </w:rPr>
+        <w:t>ON target.source_row_id = source.source_row_id</w:t>
+        <w:br/>
+        <w:br/>
+        <w:t>WHEN MATCHED AND target.record_hash != source.record_hash</w:t>
+        <w:br/>
+        <w:t>THEN UPDATE</w:t>
+      </w:r>
+    </w:p>
+    <w:p>
+      <w:pPr>
+        <w:spacing w:line="269" w:lineRule="auto" w:after="120"/>
+      </w:pPr>
+      <w:r>
+        <w:t>Sem o hash, seria necessário comparar cada campo individualmente no WHEN MATCHED. Outra alternativa seria atualizar todas as linhas encontradas todos os dias, mas isso faria updated_at mudar mesmo quando o pagamento não sofreu alteração. O hash deixa a regra mais curta e preserva o significado de atualização incremental.</w:t>
+      </w:r>
+    </w:p>
+    <w:p>
+      <w:pPr>
+        <w:pStyle w:val="Heading2"/>
+        <w:spacing w:before="160" w:after="100"/>
+      </w:pPr>
+      <w:r>
+        <w:rPr>
+          <w:color w:val="000000"/>
+        </w:rPr>
+        <w:t>13 3 Bloco latest raw file</w:t>
+      </w:r>
+    </w:p>
+    <w:p>
+      <w:pPr>
+        <w:spacing w:before="60" w:after="160"/>
+        <w:ind w:left="317" w:right="317"/>
+        <w:shd w:fill="F1F3F5"/>
+      </w:pPr>
+      <w:r>
+        <w:rPr>
+          <w:rFonts w:ascii="Consolas" w:hAnsi="Consolas"/>
+          <w:sz w:val="16"/>
+        </w:rPr>
+        <w:t>WITH latest_raw_file AS (</w:t>
+        <w:br/>
+        <w:t xml:space="preserve">  SELECT MAX(_FILE_NAME) AS file_name</w:t>
+        <w:br/>
+        <w:t xml:space="preserve">  FROM Raw.payments_external</w:t>
+        <w:br/>
+        <w:t>)</w:t>
+      </w:r>
+    </w:p>
+    <w:p>
+      <w:pPr>
+        <w:spacing w:line="269" w:lineRule="auto" w:after="120"/>
+      </w:pPr>
+      <w:r>
+        <w:t>A Raw externa aponta para vários arquivos do bucket. A pseudocoluna _FILE_NAME informa de qual arquivo veio cada registro. Como o nome contém a data no padrão payment_YYYY-MM-DD.parquet, o maior nome corresponde ao arquivo mais recente. O resultado deste bloco possui apenas uma informação: o caminho da carga que será processada hoje.</w:t>
+      </w:r>
+    </w:p>
+    <w:p>
+      <w:pPr>
+        <w:spacing w:line="269" w:lineRule="auto" w:after="120"/>
+      </w:pPr>
+      <w:r>
+        <w:t>Sem esse filtro, o MERGE leria toda a história da Bronze. Isso aumentaria custo, misturaria fotografias de dias diferentes e poderia fazer a mesma linha aparecer mais de uma vez como fonte do MERGE.</w:t>
+      </w:r>
+    </w:p>
+    <w:p>
+      <w:pPr>
+        <w:pStyle w:val="Heading2"/>
+        <w:spacing w:before="160" w:after="100"/>
+      </w:pPr>
+      <w:r>
+        <w:rPr>
+          <w:color w:val="000000"/>
+        </w:rPr>
+        <w:t>13 4 Bloco payments typed</w:t>
+      </w:r>
+    </w:p>
+    <w:p>
+      <w:pPr>
+        <w:spacing w:line="269" w:lineRule="auto" w:after="120"/>
+      </w:pPr>
+      <w:r>
+        <w:t>Este bloco seleciona somente o arquivo recente e transforma o que chegou como texto em dados confiáveis para análise. O nome typed significa que os campos recebem tipos adequados.</w:t>
+      </w:r>
+    </w:p>
+    <w:p>
+      <w:pPr>
+        <w:spacing w:before="60" w:after="160"/>
+        <w:ind w:left="317" w:right="317"/>
+        <w:shd w:fill="F1F3F5"/>
+      </w:pPr>
+      <w:r>
+        <w:rPr>
+          <w:rFonts w:ascii="Consolas" w:hAnsi="Consolas"/>
+          <w:sz w:val="16"/>
+        </w:rPr>
+        <w:t>SAFE_CAST(REGEXP_REPLACE(amount, r'[$,]', '') AS NUMERIC)</w:t>
+      </w:r>
+    </w:p>
+    <w:p>
+      <w:pPr>
+        <w:spacing w:line="269" w:lineRule="auto" w:after="120"/>
+      </w:pPr>
+      <w:r>
+        <w:t>Amount pode chegar com cifrão e vírgula. REGEXP_REPLACE remove esses símbolos. SAFE_CAST tenta converter o resultado para NUMERIC. Se houver texto inválido, retorna NULL em vez de interromper toda a carga.</w:t>
+      </w:r>
+    </w:p>
+    <w:p>
+      <w:pPr>
+        <w:spacing w:before="60" w:after="160"/>
+        <w:ind w:left="317" w:right="317"/>
+        <w:shd w:fill="F1F3F5"/>
+      </w:pPr>
+      <w:r>
+        <w:rPr>
+          <w:rFonts w:ascii="Consolas" w:hAnsi="Consolas"/>
+          <w:sz w:val="16"/>
+        </w:rPr>
+        <w:t>COALESCE(</w:t>
+        <w:br/>
+        <w:t xml:space="preserve">  SAFE_CAST(check_date AS DATE),</w:t>
+        <w:br/>
+        <w:t xml:space="preserve">  SAFE.PARSE_DATE('%m/%d/%Y', check_date)</w:t>
+        <w:br/>
+        <w:t>)</w:t>
+      </w:r>
+    </w:p>
+    <w:p>
+      <w:pPr>
+        <w:spacing w:line="269" w:lineRule="auto" w:after="120"/>
+      </w:pPr>
+      <w:r>
+        <w:t>A data pode vir em mais de um formato. Primeiro o SQL tenta a conversão direta. Se ela falhar, tenta o padrão mês dia ano. COALESCE devolve a primeira tentativa válida. Dessa forma, um registro com data ruim é identificado como NULL, mas não derruba a execução.</w:t>
+      </w:r>
+    </w:p>
+    <w:p>
+      <w:pPr>
+        <w:spacing w:line="269" w:lineRule="auto" w:after="120"/>
+      </w:pPr>
+      <w:r>
+        <w:t>NULLIF(TRIM(campo), '') remove espaços e transforma texto vazio em NULL. Isso evita tratar uma sequência vazia como informação válida.</w:t>
+      </w:r>
+    </w:p>
+    <w:p>
+      <w:pPr>
+        <w:pStyle w:val="Heading2"/>
+        <w:spacing w:before="160" w:after="100"/>
+      </w:pPr>
+      <w:r>
+        <w:rPr>
+          <w:color w:val="000000"/>
+        </w:rPr>
+        <w:t>13 5 Cálculo do record hash</w:t>
+      </w:r>
+    </w:p>
+    <w:p>
+      <w:pPr>
+        <w:spacing w:before="60" w:after="160"/>
+        <w:ind w:left="317" w:right="317"/>
+        <w:shd w:fill="F1F3F5"/>
+      </w:pPr>
+      <w:r>
+        <w:rPr>
+          <w:rFonts w:ascii="Consolas" w:hAnsi="Consolas"/>
+          <w:sz w:val="16"/>
+        </w:rPr>
+        <w:t>TO_HEX(SHA256(TO_JSON_STRING(STRUCT(</w:t>
+        <w:br/>
+        <w:t xml:space="preserve">  voucher_number, amount, check_date,</w:t>
+        <w:br/>
+        <w:t xml:space="preserve">  contract_number, department_name, vendor_name</w:t>
+        <w:br/>
+        <w:t>)))) AS record_hash</w:t>
+      </w:r>
+    </w:p>
+    <w:p>
+      <w:pPr>
+        <w:spacing w:line="269" w:lineRule="auto" w:after="120"/>
+      </w:pPr>
+      <w:r>
+        <w:t>O STRUCT agrupa os campos que definem o conteúdo do pagamento. TO_JSON_STRING cria uma representação consistente desse conjunto. SHA256 gera uma assinatura e TO_HEX a transforma em texto legível. O hash não é usado para recuperar os dados; ele é usado apenas para comparação.</w:t>
+      </w:r>
+    </w:p>
+    <w:tbl>
+      <w:tblPr>
+        <w:tblStyle w:val="TableGrid"/>
+        <w:tblW w:type="auto" w:w="0"/>
+        <w:tblLook w:firstColumn="1" w:firstRow="1" w:lastColumn="0" w:lastRow="0" w:noHBand="0" w:noVBand="1" w:val="04A0"/>
+      </w:tblPr>
+      <w:tblGrid>
+        <w:gridCol w:w="2541"/>
+        <w:gridCol w:w="2541"/>
+        <w:gridCol w:w="2541"/>
+        <w:gridCol w:w="2541"/>
+      </w:tblGrid>
+      <w:tr>
+        <w:tc>
+          <w:tcPr>
+            <w:tcW w:type="dxa" w:w="2541"/>
+            <w:shd w:fill="17365D"/>
+          </w:tcPr>
+          <w:p>
+            <w:pPr>
+              <w:spacing w:after="40"/>
+            </w:pPr>
+            <w:r/>
+            <w:r>
+              <w:rPr>
+                <w:b/>
+                <w:color w:val="FFFFFF"/>
+                <w:sz w:val="18"/>
+              </w:rPr>
+              <w:t>Situação</w:t>
+            </w:r>
+          </w:p>
+        </w:tc>
+        <w:tc>
+          <w:tcPr>
+            <w:tcW w:type="dxa" w:w="2541"/>
+            <w:shd w:fill="17365D"/>
+          </w:tcPr>
+          <w:p>
+            <w:pPr>
+              <w:spacing w:after="40"/>
+            </w:pPr>
+            <w:r/>
+            <w:r>
+              <w:rPr>
+                <w:b/>
+                <w:color w:val="FFFFFF"/>
+                <w:sz w:val="18"/>
+              </w:rPr>
+              <w:t>source row id</w:t>
+            </w:r>
+          </w:p>
+        </w:tc>
+        <w:tc>
+          <w:tcPr>
+            <w:tcW w:type="dxa" w:w="2541"/>
+            <w:shd w:fill="17365D"/>
+          </w:tcPr>
+          <w:p>
+            <w:pPr>
+              <w:spacing w:after="40"/>
+            </w:pPr>
+            <w:r/>
+            <w:r>
+              <w:rPr>
+                <w:b/>
+                <w:color w:val="FFFFFF"/>
+                <w:sz w:val="18"/>
+              </w:rPr>
+              <w:t>record hash</w:t>
+            </w:r>
+          </w:p>
+        </w:tc>
+        <w:tc>
+          <w:tcPr>
+            <w:tcW w:type="dxa" w:w="2541"/>
+            <w:shd w:fill="17365D"/>
+          </w:tcPr>
+          <w:p>
+            <w:pPr>
+              <w:spacing w:after="40"/>
+            </w:pPr>
+            <w:r/>
+            <w:r>
+              <w:rPr>
+                <w:b/>
+                <w:color w:val="FFFFFF"/>
+                <w:sz w:val="18"/>
+              </w:rPr>
+              <w:t>Conclusão</w:t>
+            </w:r>
+          </w:p>
+        </w:tc>
+      </w:tr>
+      <w:tr>
+        <w:tc>
+          <w:tcPr>
+            <w:tcW w:type="dxa" w:w="2541"/>
+          </w:tcPr>
+          <w:p>
+            <w:pPr>
+              <w:spacing w:after="40"/>
+            </w:pPr>
+            <w:r/>
+            <w:r>
+              <w:rPr>
+                <w:b w:val="0"/>
+                <w:sz w:val="18"/>
+              </w:rPr>
+              <w:t>Pagamento igual ao de ontem</w:t>
+            </w:r>
+          </w:p>
+        </w:tc>
+        <w:tc>
+          <w:tcPr>
+            <w:tcW w:type="dxa" w:w="2541"/>
+          </w:tcPr>
+          <w:p>
+            <w:pPr>
+              <w:spacing w:after="40"/>
+            </w:pPr>
+            <w:r/>
+            <w:r>
+              <w:rPr>
+                <w:b w:val="0"/>
+                <w:sz w:val="18"/>
+              </w:rPr>
+              <w:t>Igual</w:t>
+            </w:r>
+          </w:p>
+        </w:tc>
+        <w:tc>
+          <w:tcPr>
+            <w:tcW w:type="dxa" w:w="2541"/>
+          </w:tcPr>
+          <w:p>
+            <w:pPr>
+              <w:spacing w:after="40"/>
+            </w:pPr>
+            <w:r/>
+            <w:r>
+              <w:rPr>
+                <w:b w:val="0"/>
+                <w:sz w:val="18"/>
+              </w:rPr>
+              <w:t>Igual</w:t>
+            </w:r>
+          </w:p>
+        </w:tc>
+        <w:tc>
+          <w:tcPr>
+            <w:tcW w:type="dxa" w:w="2541"/>
+          </w:tcPr>
+          <w:p>
+            <w:pPr>
+              <w:spacing w:after="40"/>
+            </w:pPr>
+            <w:r/>
+            <w:r>
+              <w:rPr>
+                <w:b w:val="0"/>
+                <w:sz w:val="18"/>
+              </w:rPr>
+              <w:t>Não atualiza.</w:t>
+            </w:r>
+          </w:p>
+        </w:tc>
+      </w:tr>
+      <w:tr>
+        <w:tc>
+          <w:tcPr>
+            <w:tcW w:type="dxa" w:w="2541"/>
+            <w:shd w:fill="F4F7FA"/>
+          </w:tcPr>
+          <w:p>
+            <w:pPr>
+              <w:spacing w:after="40"/>
+            </w:pPr>
+            <w:r/>
+            <w:r>
+              <w:rPr>
+                <w:b w:val="0"/>
+                <w:sz w:val="18"/>
+              </w:rPr>
+              <w:t>Valor do pagamento alterado</w:t>
+            </w:r>
+          </w:p>
+        </w:tc>
+        <w:tc>
+          <w:tcPr>
+            <w:tcW w:type="dxa" w:w="2541"/>
+            <w:shd w:fill="F4F7FA"/>
+          </w:tcPr>
+          <w:p>
+            <w:pPr>
+              <w:spacing w:after="40"/>
+            </w:pPr>
+            <w:r/>
+            <w:r>
+              <w:rPr>
+                <w:b w:val="0"/>
+                <w:sz w:val="18"/>
+              </w:rPr>
+              <w:t>Igual</w:t>
+            </w:r>
+          </w:p>
+        </w:tc>
+        <w:tc>
+          <w:tcPr>
+            <w:tcW w:type="dxa" w:w="2541"/>
+            <w:shd w:fill="F4F7FA"/>
+          </w:tcPr>
+          <w:p>
+            <w:pPr>
+              <w:spacing w:after="40"/>
+            </w:pPr>
+            <w:r/>
+            <w:r>
+              <w:rPr>
+                <w:b w:val="0"/>
+                <w:sz w:val="18"/>
+              </w:rPr>
+              <w:t>Diferente</w:t>
+            </w:r>
+          </w:p>
+        </w:tc>
+        <w:tc>
+          <w:tcPr>
+            <w:tcW w:type="dxa" w:w="2541"/>
+            <w:shd w:fill="F4F7FA"/>
+          </w:tcPr>
+          <w:p>
+            <w:pPr>
+              <w:spacing w:after="40"/>
+            </w:pPr>
+            <w:r/>
+            <w:r>
+              <w:rPr>
+                <w:b w:val="0"/>
+                <w:sz w:val="18"/>
+              </w:rPr>
+              <w:t>Atualiza.</w:t>
+            </w:r>
+          </w:p>
+        </w:tc>
+      </w:tr>
+      <w:tr>
+        <w:tc>
+          <w:tcPr>
+            <w:tcW w:type="dxa" w:w="2541"/>
+          </w:tcPr>
+          <w:p>
+            <w:pPr>
+              <w:spacing w:after="40"/>
+            </w:pPr>
+            <w:r/>
+            <w:r>
+              <w:rPr>
+                <w:b w:val="0"/>
+                <w:sz w:val="18"/>
+              </w:rPr>
+              <w:t>Novo pagamento</w:t>
+            </w:r>
+          </w:p>
+        </w:tc>
+        <w:tc>
+          <w:tcPr>
+            <w:tcW w:type="dxa" w:w="2541"/>
+          </w:tcPr>
+          <w:p>
+            <w:pPr>
+              <w:spacing w:after="40"/>
+            </w:pPr>
+            <w:r/>
+            <w:r>
+              <w:rPr>
+                <w:b w:val="0"/>
+                <w:sz w:val="18"/>
+              </w:rPr>
+              <w:t>Novo</w:t>
+            </w:r>
+          </w:p>
+        </w:tc>
+        <w:tc>
+          <w:tcPr>
+            <w:tcW w:type="dxa" w:w="2541"/>
+          </w:tcPr>
+          <w:p>
+            <w:pPr>
+              <w:spacing w:after="40"/>
+            </w:pPr>
+            <w:r/>
+            <w:r>
+              <w:rPr>
+                <w:b w:val="0"/>
+                <w:sz w:val="18"/>
+              </w:rPr>
+              <w:t>Novo</w:t>
+            </w:r>
+          </w:p>
+        </w:tc>
+        <w:tc>
+          <w:tcPr>
+            <w:tcW w:type="dxa" w:w="2541"/>
+          </w:tcPr>
+          <w:p>
+            <w:pPr>
+              <w:spacing w:after="40"/>
+            </w:pPr>
+            <w:r/>
+            <w:r>
+              <w:rPr>
+                <w:b w:val="0"/>
+                <w:sz w:val="18"/>
+              </w:rPr>
+              <w:t>Insere.</w:t>
+            </w:r>
+          </w:p>
+        </w:tc>
+      </w:tr>
+    </w:tbl>
+    <w:p/>
+    <w:p>
+      <w:pPr>
+        <w:pStyle w:val="Heading2"/>
+        <w:spacing w:before="160" w:after="100"/>
+      </w:pPr>
+      <w:r>
+        <w:rPr>
+          <w:color w:val="000000"/>
+        </w:rPr>
+        <w:t>13 6 A tabela temporária delta</w:t>
+      </w:r>
+    </w:p>
+    <w:p>
+      <w:pPr>
+        <w:spacing w:line="269" w:lineRule="auto" w:after="120"/>
+      </w:pPr>
+      <w:r>
+        <w:t>CREATE TEMP TABLE delta AS materializa o resultado da comparação somente para esta execução. Ela facilita duas necessidades: validar a qualidade da origem antes de escrever na Silver e registrar uma auditoria que diferencia inserções, atualizações e linhas iguais.</w:t>
+      </w:r>
+    </w:p>
+    <w:p>
+      <w:pPr>
+        <w:spacing w:before="60" w:after="160"/>
+        <w:ind w:left="317" w:right="317"/>
+        <w:shd w:fill="F1F3F5"/>
+      </w:pPr>
+      <w:r>
+        <w:rPr>
+          <w:rFonts w:ascii="Consolas" w:hAnsi="Consolas"/>
+          <w:sz w:val="16"/>
+        </w:rPr>
+        <w:t>CASE</w:t>
+        <w:br/>
+        <w:t xml:space="preserve">  WHEN target.source_row_id IS NULL THEN 'INSERT'</w:t>
+        <w:br/>
+        <w:t xml:space="preserve">  WHEN target.record_hash != source.record_hash THEN 'UPDATE'</w:t>
+        <w:br/>
+        <w:t xml:space="preserve">  ELSE 'UNCHANGED'</w:t>
+        <w:br/>
+        <w:t>END AS change_type</w:t>
+      </w:r>
+    </w:p>
+    <w:p>
+      <w:pPr>
+        <w:spacing w:line="269" w:lineRule="auto" w:after="120"/>
+      </w:pPr>
+      <w:r>
+        <w:t>O LEFT JOIN procura cada linha da nova carga na Silver existente. Se não encontra um ID correspondente, a linha é nova. Se encontra o ID mas o hash mudou, existe uma alteração. Se encontra ID e hash iguais, a linha já está atualizada e não precisa ser escrita novamente.</w:t>
+      </w:r>
+    </w:p>
+    <w:p>
+      <w:pPr>
+        <w:spacing w:line="269" w:lineRule="auto" w:after="120"/>
+      </w:pPr>
+      <w:r>
+        <w:t>Delta não é uma camada de dados nova. Ela não substitui Bronze, Raw ou Silver. É uma mesa de trabalho temporária que desaparece no fim do script.</w:t>
+      </w:r>
+    </w:p>
+    <w:p>
+      <w:pPr>
+        <w:pStyle w:val="Heading2"/>
+        <w:spacing w:before="160" w:after="100"/>
+      </w:pPr>
+      <w:r>
+        <w:rPr>
+          <w:color w:val="000000"/>
+        </w:rPr>
+        <w:t>13 7 A validação ASSERT</w:t>
+      </w:r>
+    </w:p>
+    <w:p>
+      <w:pPr>
+        <w:spacing w:before="60" w:after="160"/>
+        <w:ind w:left="317" w:right="317"/>
+        <w:shd w:fill="F1F3F5"/>
+      </w:pPr>
+      <w:r>
+        <w:rPr>
+          <w:rFonts w:ascii="Consolas" w:hAnsi="Consolas"/>
+          <w:sz w:val="16"/>
+        </w:rPr>
+        <w:t>ASSERT (</w:t>
+        <w:br/>
+        <w:t xml:space="preserve">  SELECT COUNT(*) = COUNT(DISTINCT source_row_id)</w:t>
+        <w:br/>
+        <w:t xml:space="preserve">     AND COUNTIF(source_row_id IS NULL) = 0</w:t>
+        <w:br/>
+        <w:t xml:space="preserve">  FROM delta</w:t>
+        <w:br/>
+        <w:t>) AS 'A carga possui source_row_id nulo ou duplicado.';</w:t>
+      </w:r>
+    </w:p>
+    <w:p>
+      <w:pPr>
+        <w:spacing w:line="269" w:lineRule="auto" w:after="120"/>
+      </w:pPr>
+      <w:r>
+        <w:t>ASSERT funciona como um portão de segurança. Antes do MERGE, ele verifica se cada linha possui uma chave e se nenhuma chave aparece duas vezes. Caso a validação falhe, o script para e a Silver não é alterada.</w:t>
+      </w:r>
+    </w:p>
+    <w:p>
+      <w:pPr>
+        <w:spacing w:line="269" w:lineRule="auto" w:after="120"/>
+      </w:pPr>
+      <w:r>
+        <w:t>Esse bloqueio evita uma situação perigosa: várias linhas da origem tentarem atualizar a mesma linha da Silver. Também transforma um problema de qualidade em falha visível, em vez de esconder o erro no resultado final.</w:t>
+      </w:r>
+    </w:p>
+    <w:p>
+      <w:pPr>
+        <w:pStyle w:val="Heading2"/>
+        <w:spacing w:before="160" w:after="100"/>
+      </w:pPr>
+      <w:r>
+        <w:rPr>
+          <w:color w:val="000000"/>
+        </w:rPr>
+        <w:t>13 8 O MERGE em detalhes</w:t>
+      </w:r>
+    </w:p>
+    <w:p>
+      <w:pPr>
+        <w:spacing w:line="269" w:lineRule="auto" w:after="120"/>
+      </w:pPr>
+      <w:r>
+        <w:t>MERGE une INSERT e UPDATE em um único comando. Target é a Silver existente. Source são os campos de delta, sem a coluna change_type, porque ela serve somente à auditoria.</w:t>
+      </w:r>
+    </w:p>
+    <w:tbl>
+      <w:tblPr>
+        <w:tblStyle w:val="TableGrid"/>
+        <w:tblW w:type="auto" w:w="0"/>
+        <w:tblLook w:firstColumn="1" w:firstRow="1" w:lastColumn="0" w:lastRow="0" w:noHBand="0" w:noVBand="1" w:val="04A0"/>
+      </w:tblPr>
+      <w:tblGrid>
+        <w:gridCol w:w="3389"/>
+        <w:gridCol w:w="3389"/>
+        <w:gridCol w:w="3389"/>
+      </w:tblGrid>
+      <w:tr>
+        <w:tc>
+          <w:tcPr>
+            <w:tcW w:type="dxa" w:w="3389"/>
+            <w:shd w:fill="17365D"/>
+          </w:tcPr>
+          <w:p>
+            <w:pPr>
+              <w:spacing w:after="40"/>
+            </w:pPr>
+            <w:r/>
+            <w:r>
+              <w:rPr>
+                <w:b/>
+                <w:color w:val="FFFFFF"/>
+                <w:sz w:val="18"/>
+              </w:rPr>
+              <w:t>Regra</w:t>
+            </w:r>
+          </w:p>
+        </w:tc>
+        <w:tc>
+          <w:tcPr>
+            <w:tcW w:type="dxa" w:w="3389"/>
+            <w:shd w:fill="17365D"/>
+          </w:tcPr>
+          <w:p>
+            <w:pPr>
+              <w:spacing w:after="40"/>
+            </w:pPr>
+            <w:r/>
+            <w:r>
+              <w:rPr>
+                <w:b/>
+                <w:color w:val="FFFFFF"/>
+                <w:sz w:val="18"/>
+              </w:rPr>
+              <w:t>Condição</w:t>
+            </w:r>
+          </w:p>
+        </w:tc>
+        <w:tc>
+          <w:tcPr>
+            <w:tcW w:type="dxa" w:w="3389"/>
+            <w:shd w:fill="17365D"/>
+          </w:tcPr>
+          <w:p>
+            <w:pPr>
+              <w:spacing w:after="40"/>
+            </w:pPr>
+            <w:r/>
+            <w:r>
+              <w:rPr>
+                <w:b/>
+                <w:color w:val="FFFFFF"/>
+                <w:sz w:val="18"/>
+              </w:rPr>
+              <w:t>Ação</w:t>
+            </w:r>
+          </w:p>
+        </w:tc>
+      </w:tr>
+      <w:tr>
+        <w:tc>
+          <w:tcPr>
+            <w:tcW w:type="dxa" w:w="3389"/>
+          </w:tcPr>
+          <w:p>
+            <w:pPr>
+              <w:spacing w:after="40"/>
+            </w:pPr>
+            <w:r/>
+            <w:r>
+              <w:rPr>
+                <w:b w:val="0"/>
+                <w:sz w:val="18"/>
+              </w:rPr>
+              <w:t>Registro alterado</w:t>
+            </w:r>
+          </w:p>
+        </w:tc>
+        <w:tc>
+          <w:tcPr>
+            <w:tcW w:type="dxa" w:w="3389"/>
+          </w:tcPr>
+          <w:p>
+            <w:pPr>
+              <w:spacing w:after="40"/>
+            </w:pPr>
+            <w:r/>
+            <w:r>
+              <w:rPr>
+                <w:b w:val="0"/>
+                <w:sz w:val="18"/>
+              </w:rPr>
+              <w:t>ID igual e hash diferente</w:t>
+            </w:r>
+          </w:p>
+        </w:tc>
+        <w:tc>
+          <w:tcPr>
+            <w:tcW w:type="dxa" w:w="3389"/>
+          </w:tcPr>
+          <w:p>
+            <w:pPr>
+              <w:spacing w:after="40"/>
+            </w:pPr>
+            <w:r/>
+            <w:r>
+              <w:rPr>
+                <w:b w:val="0"/>
+                <w:sz w:val="18"/>
+              </w:rPr>
+              <w:t>UPDATE dos campos, hash, updated_at e is_active.</w:t>
+            </w:r>
+          </w:p>
+        </w:tc>
+      </w:tr>
+      <w:tr>
+        <w:tc>
+          <w:tcPr>
+            <w:tcW w:type="dxa" w:w="3389"/>
+            <w:shd w:fill="F4F7FA"/>
+          </w:tcPr>
+          <w:p>
+            <w:pPr>
+              <w:spacing w:after="40"/>
+            </w:pPr>
+            <w:r/>
+            <w:r>
+              <w:rPr>
+                <w:b w:val="0"/>
+                <w:sz w:val="18"/>
+              </w:rPr>
+              <w:t>Registro reativado</w:t>
+            </w:r>
+          </w:p>
+        </w:tc>
+        <w:tc>
+          <w:tcPr>
+            <w:tcW w:type="dxa" w:w="3389"/>
+            <w:shd w:fill="F4F7FA"/>
+          </w:tcPr>
+          <w:p>
+            <w:pPr>
+              <w:spacing w:after="40"/>
+            </w:pPr>
+            <w:r/>
+            <w:r>
+              <w:rPr>
+                <w:b w:val="0"/>
+                <w:sz w:val="18"/>
+              </w:rPr>
+              <w:t>ID igual e is_active falso</w:t>
+            </w:r>
+          </w:p>
+        </w:tc>
+        <w:tc>
+          <w:tcPr>
+            <w:tcW w:type="dxa" w:w="3389"/>
+            <w:shd w:fill="F4F7FA"/>
+          </w:tcPr>
+          <w:p>
+            <w:pPr>
+              <w:spacing w:after="40"/>
+            </w:pPr>
+            <w:r/>
+            <w:r>
+              <w:rPr>
+                <w:b w:val="0"/>
+                <w:sz w:val="18"/>
+              </w:rPr>
+              <w:t>Muda is_active para verdadeiro.</w:t>
+            </w:r>
+          </w:p>
+        </w:tc>
+      </w:tr>
+      <w:tr>
+        <w:tc>
+          <w:tcPr>
+            <w:tcW w:type="dxa" w:w="3389"/>
+          </w:tcPr>
+          <w:p>
+            <w:pPr>
+              <w:spacing w:after="40"/>
+            </w:pPr>
+            <w:r/>
+            <w:r>
+              <w:rPr>
+                <w:b w:val="0"/>
+                <w:sz w:val="18"/>
+              </w:rPr>
+              <w:t>Registro novo</w:t>
+            </w:r>
+          </w:p>
+        </w:tc>
+        <w:tc>
+          <w:tcPr>
+            <w:tcW w:type="dxa" w:w="3389"/>
+          </w:tcPr>
+          <w:p>
+            <w:pPr>
+              <w:spacing w:after="40"/>
+            </w:pPr>
+            <w:r/>
+            <w:r>
+              <w:rPr>
+                <w:b w:val="0"/>
+                <w:sz w:val="18"/>
+              </w:rPr>
+              <w:t>ID não encontrado</w:t>
+            </w:r>
+          </w:p>
+        </w:tc>
+        <w:tc>
+          <w:tcPr>
+            <w:tcW w:type="dxa" w:w="3389"/>
+          </w:tcPr>
+          <w:p>
+            <w:pPr>
+              <w:spacing w:after="40"/>
+            </w:pPr>
+            <w:r/>
+            <w:r>
+              <w:rPr>
+                <w:b w:val="0"/>
+                <w:sz w:val="18"/>
+              </w:rPr>
+              <w:t>INSERT com created_at e updated_at.</w:t>
+            </w:r>
+          </w:p>
+        </w:tc>
+      </w:tr>
+      <w:tr>
+        <w:tc>
+          <w:tcPr>
+            <w:tcW w:type="dxa" w:w="3389"/>
+            <w:shd w:fill="F4F7FA"/>
+          </w:tcPr>
+          <w:p>
+            <w:pPr>
+              <w:spacing w:after="40"/>
+            </w:pPr>
+            <w:r/>
+            <w:r>
+              <w:rPr>
+                <w:b w:val="0"/>
+                <w:sz w:val="18"/>
+              </w:rPr>
+              <w:t>Registro igual</w:t>
+            </w:r>
+          </w:p>
+        </w:tc>
+        <w:tc>
+          <w:tcPr>
+            <w:tcW w:type="dxa" w:w="3389"/>
+            <w:shd w:fill="F4F7FA"/>
+          </w:tcPr>
+          <w:p>
+            <w:pPr>
+              <w:spacing w:after="40"/>
+            </w:pPr>
+            <w:r/>
+            <w:r>
+              <w:rPr>
+                <w:b w:val="0"/>
+                <w:sz w:val="18"/>
+              </w:rPr>
+              <w:t>ID e hash iguais</w:t>
+            </w:r>
+          </w:p>
+        </w:tc>
+        <w:tc>
+          <w:tcPr>
+            <w:tcW w:type="dxa" w:w="3389"/>
+            <w:shd w:fill="F4F7FA"/>
+          </w:tcPr>
+          <w:p>
+            <w:pPr>
+              <w:spacing w:after="40"/>
+            </w:pPr>
+            <w:r/>
+            <w:r>
+              <w:rPr>
+                <w:b w:val="0"/>
+                <w:sz w:val="18"/>
+              </w:rPr>
+              <w:t>Nenhuma escrita é feita.</w:t>
+            </w:r>
+          </w:p>
+        </w:tc>
+      </w:tr>
+    </w:tbl>
+    <w:p/>
+    <w:p>
+      <w:pPr>
+        <w:spacing w:line="269" w:lineRule="auto" w:after="120"/>
+      </w:pPr>
+      <w:r>
+        <w:t>A ordem das regras importa. Primeiro o SQL avalia se houve mudança de conteúdo. Depois verifica a reativação. Por fim, insere aquilo que não encontrou. Linhas iguais não correspondem a nenhuma ação e permanecem intactas.</w:t>
+      </w:r>
+    </w:p>
+    <w:p>
+      <w:pPr>
+        <w:spacing w:line="269" w:lineRule="auto" w:after="120"/>
+      </w:pPr>
+      <w:r>
+        <w:t>created_at só recebe valor no INSERT. updated_at recebe valor no INSERT e nos UPDATEs. Essa diferença permite saber quando o pagamento entrou na Silver e quando foi modificado pela última vez.</w:t>
+      </w:r>
+    </w:p>
+    <w:p>
+      <w:pPr>
+        <w:pStyle w:val="Heading2"/>
+        <w:spacing w:before="160" w:after="100"/>
+      </w:pPr>
+      <w:r>
+        <w:rPr>
+          <w:color w:val="000000"/>
+        </w:rPr>
+        <w:t>13 9 Auditoria após o MERGE</w:t>
+      </w:r>
+    </w:p>
+    <w:p>
+      <w:pPr>
+        <w:spacing w:line="269" w:lineRule="auto" w:after="120"/>
+      </w:pPr>
+      <w:r>
+        <w:t>O INSERT na tabela payments_load_audit acontece depois do MERGE. Isso garante que o resumo só é gravado quando a alteração da Silver foi concluída com sucesso.</w:t>
+      </w:r>
+    </w:p>
+    <w:p>
+      <w:pPr>
+        <w:spacing w:before="60" w:after="160"/>
+        <w:ind w:left="317" w:right="317"/>
+        <w:shd w:fill="F1F3F5"/>
+      </w:pPr>
+      <w:r>
+        <w:rPr>
+          <w:rFonts w:ascii="Consolas" w:hAnsi="Consolas"/>
+          <w:sz w:val="16"/>
+        </w:rPr>
+        <w:t>COUNTIF(change_type = 'INSERT')</w:t>
+        <w:br/>
+        <w:t>COUNTIF(change_type = 'UPDATE')</w:t>
+        <w:br/>
+        <w:t>COUNTIF(change_type = 'UNCHANGED')</w:t>
+      </w:r>
+    </w:p>
+    <w:p>
+      <w:pPr>
+        <w:spacing w:line="269" w:lineRule="auto" w:after="120"/>
+      </w:pPr>
+      <w:r>
+        <w:t>A auditoria não muda pagamentos; ela apenas guarda números da execução. Amanhã, ela permitirá responder sem dedução: qual arquivo foi processado, quantas linhas chegaram, quantas chaves eram distintas, quantas linhas foram inseridas, atualizadas ou mantidas.</w:t>
+      </w:r>
+    </w:p>
+    <w:p>
+      <w:pPr>
+        <w:pStyle w:val="Heading2"/>
+        <w:spacing w:before="160" w:after="100"/>
+      </w:pPr>
+      <w:r>
+        <w:rPr>
+          <w:color w:val="000000"/>
+        </w:rPr>
+        <w:t>13 10 Leitura de um resultado real</w:t>
+      </w:r>
+    </w:p>
+    <w:tbl>
+      <w:tblPr>
+        <w:tblStyle w:val="TableGrid"/>
+        <w:tblW w:type="auto" w:w="0"/>
+        <w:tblLook w:firstColumn="1" w:firstRow="1" w:lastColumn="0" w:lastRow="0" w:noHBand="0" w:noVBand="1" w:val="04A0"/>
+      </w:tblPr>
+      <w:tblGrid>
+        <w:gridCol w:w="3389"/>
+        <w:gridCol w:w="3389"/>
+        <w:gridCol w:w="3389"/>
+      </w:tblGrid>
+      <w:tr>
+        <w:tc>
+          <w:tcPr>
+            <w:tcW w:type="dxa" w:w="3389"/>
+            <w:shd w:fill="17365D"/>
+          </w:tcPr>
+          <w:p>
+            <w:pPr>
+              <w:spacing w:after="40"/>
+            </w:pPr>
+            <w:r/>
+            <w:r>
+              <w:rPr>
+                <w:b/>
+                <w:color w:val="FFFFFF"/>
+                <w:sz w:val="18"/>
+              </w:rPr>
+              <w:t>Campo da auditoria</w:t>
+            </w:r>
+          </w:p>
+        </w:tc>
+        <w:tc>
+          <w:tcPr>
+            <w:tcW w:type="dxa" w:w="3389"/>
+            <w:shd w:fill="17365D"/>
+          </w:tcPr>
+          <w:p>
+            <w:pPr>
+              <w:spacing w:after="40"/>
+            </w:pPr>
+            <w:r/>
+            <w:r>
+              <w:rPr>
+                <w:b/>
+                <w:color w:val="FFFFFF"/>
+                <w:sz w:val="18"/>
+              </w:rPr>
+              <w:t>Exemplo</w:t>
+            </w:r>
+          </w:p>
+        </w:tc>
+        <w:tc>
+          <w:tcPr>
+            <w:tcW w:type="dxa" w:w="3389"/>
+            <w:shd w:fill="17365D"/>
+          </w:tcPr>
+          <w:p>
+            <w:pPr>
+              <w:spacing w:after="40"/>
+            </w:pPr>
+            <w:r/>
+            <w:r>
+              <w:rPr>
+                <w:b/>
+                <w:color w:val="FFFFFF"/>
+                <w:sz w:val="18"/>
+              </w:rPr>
+              <w:t>Como interpretar</w:t>
+            </w:r>
+          </w:p>
+        </w:tc>
+      </w:tr>
+      <w:tr>
+        <w:tc>
+          <w:tcPr>
+            <w:tcW w:type="dxa" w:w="3389"/>
+          </w:tcPr>
+          <w:p>
+            <w:pPr>
+              <w:spacing w:after="40"/>
+            </w:pPr>
+            <w:r/>
+            <w:r>
+              <w:rPr>
+                <w:b w:val="0"/>
+                <w:sz w:val="18"/>
+              </w:rPr>
+              <w:t>source_rows</w:t>
+            </w:r>
+          </w:p>
+        </w:tc>
+        <w:tc>
+          <w:tcPr>
+            <w:tcW w:type="dxa" w:w="3389"/>
+          </w:tcPr>
+          <w:p>
+            <w:pPr>
+              <w:spacing w:after="40"/>
+            </w:pPr>
+            <w:r/>
+            <w:r>
+              <w:rPr>
+                <w:b w:val="0"/>
+                <w:sz w:val="18"/>
+              </w:rPr>
+              <w:t>466010</w:t>
+            </w:r>
+          </w:p>
+        </w:tc>
+        <w:tc>
+          <w:tcPr>
+            <w:tcW w:type="dxa" w:w="3389"/>
+          </w:tcPr>
+          <w:p>
+            <w:pPr>
+              <w:spacing w:after="40"/>
+            </w:pPr>
+            <w:r/>
+            <w:r>
+              <w:rPr>
+                <w:b w:val="0"/>
+                <w:sz w:val="18"/>
+              </w:rPr>
+              <w:t>Quantidade de linhas no arquivo diário.</w:t>
+            </w:r>
+          </w:p>
+        </w:tc>
+      </w:tr>
+      <w:tr>
+        <w:tc>
+          <w:tcPr>
+            <w:tcW w:type="dxa" w:w="3389"/>
+            <w:shd w:fill="F4F7FA"/>
+          </w:tcPr>
+          <w:p>
+            <w:pPr>
+              <w:spacing w:after="40"/>
+            </w:pPr>
+            <w:r/>
+            <w:r>
+              <w:rPr>
+                <w:b w:val="0"/>
+                <w:sz w:val="18"/>
+              </w:rPr>
+              <w:t>distinct_source_ids</w:t>
+            </w:r>
+          </w:p>
+        </w:tc>
+        <w:tc>
+          <w:tcPr>
+            <w:tcW w:type="dxa" w:w="3389"/>
+            <w:shd w:fill="F4F7FA"/>
+          </w:tcPr>
+          <w:p>
+            <w:pPr>
+              <w:spacing w:after="40"/>
+            </w:pPr>
+            <w:r/>
+            <w:r>
+              <w:rPr>
+                <w:b w:val="0"/>
+                <w:sz w:val="18"/>
+              </w:rPr>
+              <w:t>466010</w:t>
+            </w:r>
+          </w:p>
+        </w:tc>
+        <w:tc>
+          <w:tcPr>
+            <w:tcW w:type="dxa" w:w="3389"/>
+            <w:shd w:fill="F4F7FA"/>
+          </w:tcPr>
+          <w:p>
+            <w:pPr>
+              <w:spacing w:after="40"/>
+            </w:pPr>
+            <w:r/>
+            <w:r>
+              <w:rPr>
+                <w:b w:val="0"/>
+                <w:sz w:val="18"/>
+              </w:rPr>
+              <w:t>Todas as linhas têm chave técnica única.</w:t>
+            </w:r>
+          </w:p>
+        </w:tc>
+      </w:tr>
+      <w:tr>
+        <w:tc>
+          <w:tcPr>
+            <w:tcW w:type="dxa" w:w="3389"/>
+          </w:tcPr>
+          <w:p>
+            <w:pPr>
+              <w:spacing w:after="40"/>
+            </w:pPr>
+            <w:r/>
+            <w:r>
+              <w:rPr>
+                <w:b w:val="0"/>
+                <w:sz w:val="18"/>
+              </w:rPr>
+              <w:t>inserted_rows</w:t>
+            </w:r>
+          </w:p>
+        </w:tc>
+        <w:tc>
+          <w:tcPr>
+            <w:tcW w:type="dxa" w:w="3389"/>
+          </w:tcPr>
+          <w:p>
+            <w:pPr>
+              <w:spacing w:after="40"/>
+            </w:pPr>
+            <w:r/>
+            <w:r>
+              <w:rPr>
+                <w:b w:val="0"/>
+                <w:sz w:val="18"/>
+              </w:rPr>
+              <w:t>25</w:t>
+            </w:r>
+          </w:p>
+        </w:tc>
+        <w:tc>
+          <w:tcPr>
+            <w:tcW w:type="dxa" w:w="3389"/>
+          </w:tcPr>
+          <w:p>
+            <w:pPr>
+              <w:spacing w:after="40"/>
+            </w:pPr>
+            <w:r/>
+            <w:r>
+              <w:rPr>
+                <w:b w:val="0"/>
+                <w:sz w:val="18"/>
+              </w:rPr>
+              <w:t>Vinte e cinco pagamentos não existiam na Silver.</w:t>
+            </w:r>
+          </w:p>
+        </w:tc>
+      </w:tr>
+      <w:tr>
+        <w:tc>
+          <w:tcPr>
+            <w:tcW w:type="dxa" w:w="3389"/>
+            <w:shd w:fill="F4F7FA"/>
+          </w:tcPr>
+          <w:p>
+            <w:pPr>
+              <w:spacing w:after="40"/>
+            </w:pPr>
+            <w:r/>
+            <w:r>
+              <w:rPr>
+                <w:b w:val="0"/>
+                <w:sz w:val="18"/>
+              </w:rPr>
+              <w:t>updated_rows</w:t>
+            </w:r>
+          </w:p>
+        </w:tc>
+        <w:tc>
+          <w:tcPr>
+            <w:tcW w:type="dxa" w:w="3389"/>
+            <w:shd w:fill="F4F7FA"/>
+          </w:tcPr>
+          <w:p>
+            <w:pPr>
+              <w:spacing w:after="40"/>
+            </w:pPr>
+            <w:r/>
+            <w:r>
+              <w:rPr>
+                <w:b w:val="0"/>
+                <w:sz w:val="18"/>
+              </w:rPr>
+              <w:t>7</w:t>
+            </w:r>
+          </w:p>
+        </w:tc>
+        <w:tc>
+          <w:tcPr>
+            <w:tcW w:type="dxa" w:w="3389"/>
+            <w:shd w:fill="F4F7FA"/>
+          </w:tcPr>
+          <w:p>
+            <w:pPr>
+              <w:spacing w:after="40"/>
+            </w:pPr>
+            <w:r/>
+            <w:r>
+              <w:rPr>
+                <w:b w:val="0"/>
+                <w:sz w:val="18"/>
+              </w:rPr>
+              <w:t>Sete pagamentos já existentes mudaram.</w:t>
+            </w:r>
+          </w:p>
+        </w:tc>
+      </w:tr>
+      <w:tr>
+        <w:tc>
+          <w:tcPr>
+            <w:tcW w:type="dxa" w:w="3389"/>
+          </w:tcPr>
+          <w:p>
+            <w:pPr>
+              <w:spacing w:after="40"/>
+            </w:pPr>
+            <w:r/>
+            <w:r>
+              <w:rPr>
+                <w:b w:val="0"/>
+                <w:sz w:val="18"/>
+              </w:rPr>
+              <w:t>unchanged_rows</w:t>
+            </w:r>
+          </w:p>
+        </w:tc>
+        <w:tc>
+          <w:tcPr>
+            <w:tcW w:type="dxa" w:w="3389"/>
+          </w:tcPr>
+          <w:p>
+            <w:pPr>
+              <w:spacing w:after="40"/>
+            </w:pPr>
+            <w:r/>
+            <w:r>
+              <w:rPr>
+                <w:b w:val="0"/>
+                <w:sz w:val="18"/>
+              </w:rPr>
+              <w:t>465978</w:t>
+            </w:r>
+          </w:p>
+        </w:tc>
+        <w:tc>
+          <w:tcPr>
+            <w:tcW w:type="dxa" w:w="3389"/>
+          </w:tcPr>
+          <w:p>
+            <w:pPr>
+              <w:spacing w:after="40"/>
+            </w:pPr>
+            <w:r/>
+            <w:r>
+              <w:rPr>
+                <w:b w:val="0"/>
+                <w:sz w:val="18"/>
+              </w:rPr>
+              <w:t>Linhas que não precisaram de escrita.</w:t>
+            </w:r>
+          </w:p>
+        </w:tc>
+      </w:tr>
+    </w:tbl>
+    <w:p/>
+    <w:p>
+      <w:pPr>
+        <w:spacing w:line="269" w:lineRule="auto" w:after="120"/>
+      </w:pPr>
+      <w:r>
+        <w:t>Se inserted_rows e updated_rows forem zero, isso não é um erro. Pode significar que a nova fotografia da API estava igual à anterior. Se o ASSERT falhar, investigue a origem antes de tentar rodar novamente.</w:t>
+      </w:r>
+    </w:p>
+    <w:p>
+      <w:pPr>
+        <w:pStyle w:val="Heading2"/>
+        <w:spacing w:before="160" w:after="100"/>
+      </w:pPr>
+      <w:r>
+        <w:rPr>
+          <w:color w:val="000000"/>
+        </w:rPr>
+        <w:t>13 11 Limites e evolução futura</w:t>
+      </w:r>
+    </w:p>
+    <w:p>
+      <w:pPr>
+        <w:pStyle w:val="ListBullet"/>
+        <w:spacing w:after="60"/>
+      </w:pPr>
+      <w:r>
+        <w:rPr>
+          <w:rFonts w:ascii="Arial" w:hAnsi="Arial"/>
+          <w:sz w:val="20"/>
+        </w:rPr>
+        <w:t>A regra atual remove fisicamente da Silver os registros que não aparecem na fotografia mais recente da fonte. Isso só é seguro porque a extração busca o conjunto completo da API e porque o script valida a qualidade da carga antes do MERGE.</w:t>
+      </w:r>
+    </w:p>
+    <w:p>
+      <w:pPr>
+        <w:pStyle w:val="ListBullet"/>
+        <w:spacing w:after="60"/>
+      </w:pPr>
+      <w:r>
+        <w:t>A regra latest_raw_file depende do padrão de nome com data. Para múltiplas execuções no mesmo dia, inclua horário ou identificador de execução no arquivo.</w:t>
+      </w:r>
+    </w:p>
+    <w:p>
+      <w:pPr>
+        <w:pStyle w:val="ListBullet"/>
+        <w:spacing w:after="60"/>
+      </w:pPr>
+      <w:r>
+        <w:t>Quando houver Gold e várias regras SQL, este mesmo fluxo pode virar modelos incrementais dbt sem mudar o conceito central.</w:t>
+      </w:r>
+    </w:p>
+    <w:p>
+      <w:pPr>
+        <w:pStyle w:val="ListBullet"/>
+        <w:spacing w:after="60"/>
+      </w:pPr>
+      <w:r>
+        <w:t>Em crescimento de volume, particione e clusterize a Silver antes de mudar a tecnologia de processamento.</w:t>
+      </w:r>
+    </w:p>
+    <w:p>
+      <w:r>
+        <w:br w:type="page"/>
+      </w:r>
+    </w:p>
+    <w:p>
+      <w:pPr>
+        <w:pStyle w:val="Heading1"/>
+      </w:pPr>
+      <w:r>
+        <w:rPr>
+          <w:rFonts w:ascii="Arial" w:hAnsi="Arial"/>
+          <w:b/>
+          <w:sz w:val="30"/>
+        </w:rPr>
+        <w:t>14 Atualização da Silver com exclusão física</w:t>
+      </w:r>
+    </w:p>
+    <w:p>
+      <w:r>
+        <w:rPr>
+          <w:rFonts w:ascii="Arial" w:hAnsi="Arial"/>
+          <w:b w:val="0"/>
+          <w:sz w:val="20"/>
+        </w:rPr>
+        <w:t>A Silver passou a representar a fotografia mais recente da API. Além de inserir registros novos e atualizar pagamentos alterados, o processo agora remove registros que existiam anteriormente na Silver, mas não vieram no Parquet mais recente.</w:t>
+      </w:r>
+    </w:p>
+    <w:p>
+      <w:pPr>
+        <w:pStyle w:val="Heading2"/>
+      </w:pPr>
+      <w:r>
+        <w:rPr>
+          <w:rFonts w:ascii="Arial" w:hAnsi="Arial"/>
+          <w:b/>
+          <w:sz w:val="24"/>
+        </w:rPr>
+        <w:t>14 1 Por que a quantidade da Silver era maior</w:t>
+      </w:r>
+    </w:p>
+    <w:p>
+      <w:r>
+        <w:rPr>
+          <w:rFonts w:ascii="Arial" w:hAnsi="Arial"/>
+          <w:b w:val="0"/>
+          <w:sz w:val="20"/>
+        </w:rPr>
+        <w:t>Antes da regra de exclusão, o MERGE preservava linhas antigas mesmo quando elas desapareciam da fonte. Por isso a Silver tinha 468331 linhas, enquanto a fotografia Raw mais recente tinha 467393. Isso não era uma duplicidade da carga; eram registros históricos que permaneceram na tabela alvo.</w:t>
+      </w:r>
+    </w:p>
+    <w:p>
+      <w:pPr>
+        <w:pStyle w:val="Heading2"/>
+      </w:pPr>
+      <w:r>
+        <w:rPr>
+          <w:rFonts w:ascii="Arial" w:hAnsi="Arial"/>
+          <w:b/>
+          <w:sz w:val="24"/>
+        </w:rPr>
+        <w:t>14 2 Regra de exclusão no MERGE</w:t>
+      </w:r>
+    </w:p>
+    <w:p>
+      <w:r>
+        <w:rPr>
+          <w:rFonts w:ascii="Arial" w:hAnsi="Arial"/>
+          <w:b w:val="0"/>
+          <w:sz w:val="20"/>
+        </w:rPr>
+        <w:t>A cláusula abaixo compara a tabela alvo com o conjunto source da execução atual. Quando uma chave está na Silver, mas não está no source, o BigQuery apaga a linha.</w:t>
+      </w:r>
+    </w:p>
+    <w:p>
+      <w:pPr>
+        <w:spacing w:before="60" w:after="120"/>
+        <w:ind w:left="360"/>
+      </w:pPr>
+      <w:r>
+        <w:rPr>
+          <w:rFonts w:ascii="Courier New" w:hAnsi="Courier New"/>
+          <w:sz w:val="17"/>
+        </w:rPr>
+        <w:t>WHEN NOT MATCHED BY SOURCE THEN</w:t>
+        <w:br/>
+        <w:t>DELETE;</w:t>
+      </w:r>
+    </w:p>
+    <w:p>
+      <w:r>
+        <w:rPr>
+          <w:rFonts w:ascii="Arial" w:hAnsi="Arial"/>
+          <w:b w:val="0"/>
+          <w:sz w:val="20"/>
+        </w:rPr>
+        <w:t>Essa escolha é adequada quando a Silver deve ser um espelho atual da fonte. A Raw continua preservando os arquivos históricos durante o período de retenção do bucket, portanto ainda existe possibilidade de investigação e reprocessamento.</w:t>
+      </w:r>
+    </w:p>
+    <w:p>
+      <w:pPr>
+        <w:pStyle w:val="Heading2"/>
+      </w:pPr>
+      <w:r>
+        <w:rPr>
+          <w:rFonts w:ascii="Arial" w:hAnsi="Arial"/>
+          <w:b/>
+          <w:sz w:val="24"/>
+        </w:rPr>
+        <w:t>14 3 Proteções e auditoria</w:t>
+      </w:r>
+    </w:p>
+    <w:p>
+      <w:r>
+        <w:rPr>
+          <w:rFonts w:ascii="Arial" w:hAnsi="Arial"/>
+          <w:b w:val="0"/>
+          <w:sz w:val="20"/>
+        </w:rPr>
+        <w:t>Antes do MERGE, a tabela temporária delta valida que source_row_id não tem nulos nem duplicidades. Uma segunda proteção compara o volume da fonte com a Silver anterior. Se a fonte tiver menos de 95 por cento do volume da Silver, o script é interrompido para evitar uma exclusão em massa causada por falha de paginação ou ingestão incompleta.</w:t>
+      </w:r>
+    </w:p>
+    <w:p>
+      <w:pPr>
+        <w:spacing w:before="60" w:after="120"/>
+        <w:ind w:left="360"/>
+      </w:pPr>
+      <w:r>
+        <w:rPr>
+          <w:rFonts w:ascii="Courier New" w:hAnsi="Courier New"/>
+          <w:sz w:val="17"/>
+        </w:rPr>
+        <w:t>ASSERT (</w:t>
+        <w:br/>
+        <w:t xml:space="preserve">  SELECT COUNT(*) FROM delta</w:t>
+        <w:br/>
+        <w:t>) &gt;= 0.95 * (</w:t>
+        <w:br/>
+        <w:t xml:space="preserve">  SELECT COUNT(*) FROM `project-ee331d6f-13ea-4843-b3b.Silver.payments`</w:t>
+        <w:br/>
+        <w:t>) AS 'A fonte atual parece incompleta.';</w:t>
+      </w:r>
+    </w:p>
+    <w:p>
+      <w:r>
+        <w:rPr>
+          <w:rFonts w:ascii="Arial" w:hAnsi="Arial"/>
+          <w:b w:val="0"/>
+          <w:sz w:val="20"/>
+        </w:rPr>
+        <w:t>A tabela payments_load_audit registra source_rows, distinct_source_ids, inserted_rows, updated_rows, unchanged_rows e deleted_rows. A coluna deleted_rows foi adicionada para mostrar explicitamente as remoções da execução.</w:t>
+      </w:r>
+    </w:p>
+    <w:p>
+      <w:pPr>
+        <w:pStyle w:val="Heading1"/>
+      </w:pPr>
+      <w:r>
+        <w:rPr>
+          <w:rFonts w:ascii="Arial" w:hAnsi="Arial"/>
+          <w:b/>
+          <w:sz w:val="30"/>
+        </w:rPr>
+        <w:t>15 Camada Gold para análise</w:t>
+      </w:r>
+    </w:p>
+    <w:p>
+      <w:r>
+        <w:rPr>
+          <w:rFonts w:ascii="Arial" w:hAnsi="Arial"/>
+          <w:b w:val="0"/>
+          <w:sz w:val="20"/>
+        </w:rPr>
+        <w:t>A Gold não é uma cópia adicional da Silver. Ela organiza os pagamentos para análise, relatórios e dashboards. Para o projeto atual, foi adotado um modelo estrela simples com uma tabela fato e três dimensões.</w:t>
+      </w:r>
+    </w:p>
+    <w:tbl>
+      <w:tblPr>
+        <w:tblStyle w:val="TableGrid"/>
+        <w:tblW w:type="auto" w:w="0"/>
+        <w:jc w:val="center"/>
+        <w:tblLook w:firstColumn="1" w:firstRow="1" w:lastColumn="0" w:lastRow="0" w:noHBand="0" w:noVBand="1" w:val="04A0"/>
+      </w:tblPr>
+      <w:tblGrid>
+        <w:gridCol w:w="3389"/>
+        <w:gridCol w:w="3389"/>
+        <w:gridCol w:w="3389"/>
+      </w:tblGrid>
+      <w:tr>
+        <w:tc>
+          <w:tcPr>
+            <w:tcW w:type="dxa" w:w="3389"/>
+            <w:shd w:fill="17365D"/>
+            <w:vAlign w:val="center"/>
+          </w:tcPr>
+          <w:p>
+            <w:r>
+              <w:rPr>
+                <w:rFonts w:ascii="Arial" w:hAnsi="Arial"/>
+                <w:b/>
+                <w:sz w:val="18"/>
+              </w:rPr>
+              <w:t>Tabela</w:t>
+            </w:r>
+          </w:p>
+        </w:tc>
+        <w:tc>
+          <w:tcPr>
+            <w:tcW w:type="dxa" w:w="3389"/>
+            <w:shd w:fill="17365D"/>
+            <w:vAlign w:val="center"/>
+          </w:tcPr>
+          <w:p>
+            <w:r>
+              <w:rPr>
+                <w:rFonts w:ascii="Arial" w:hAnsi="Arial"/>
+                <w:b/>
+                <w:sz w:val="18"/>
+              </w:rPr>
+              <w:t>Grão</w:t>
+            </w:r>
+          </w:p>
+        </w:tc>
+        <w:tc>
+          <w:tcPr>
+            <w:tcW w:type="dxa" w:w="3389"/>
+            <w:shd w:fill="17365D"/>
+            <w:vAlign w:val="center"/>
+          </w:tcPr>
+          <w:p>
+            <w:r>
+              <w:rPr>
+                <w:rFonts w:ascii="Arial" w:hAnsi="Arial"/>
+                <w:b/>
+                <w:sz w:val="18"/>
+              </w:rPr>
+              <w:t>Finalidade</w:t>
+            </w:r>
+          </w:p>
+        </w:tc>
+      </w:tr>
+      <w:tr>
+        <w:tc>
+          <w:tcPr>
+            <w:tcW w:type="dxa" w:w="3389"/>
+            <w:vAlign w:val="center"/>
+          </w:tcPr>
+          <w:p>
+            <w:r>
+              <w:rPr>
+                <w:rFonts w:ascii="Arial" w:hAnsi="Arial"/>
+                <w:sz w:val="18"/>
+              </w:rPr>
+              <w:t>dim_vendor</w:t>
+            </w:r>
+          </w:p>
+        </w:tc>
+        <w:tc>
+          <w:tcPr>
+            <w:tcW w:type="dxa" w:w="3389"/>
+            <w:vAlign w:val="center"/>
+          </w:tcPr>
+          <w:p>
+            <w:r>
+              <w:rPr>
+                <w:rFonts w:ascii="Arial" w:hAnsi="Arial"/>
+                <w:sz w:val="18"/>
+              </w:rPr>
+              <w:t>Uma linha por fornecedor</w:t>
+            </w:r>
+          </w:p>
+        </w:tc>
+        <w:tc>
+          <w:tcPr>
+            <w:tcW w:type="dxa" w:w="3389"/>
+            <w:vAlign w:val="center"/>
+          </w:tcPr>
+          <w:p>
+            <w:r>
+              <w:rPr>
+                <w:rFonts w:ascii="Arial" w:hAnsi="Arial"/>
+                <w:sz w:val="18"/>
+              </w:rPr>
+              <w:t>Filtrar e agrupar pagamentos por fornecedor.</w:t>
+            </w:r>
+          </w:p>
+        </w:tc>
+      </w:tr>
+      <w:tr>
+        <w:tc>
+          <w:tcPr>
+            <w:tcW w:type="dxa" w:w="3389"/>
+            <w:vAlign w:val="center"/>
+            <w:shd w:fill="EAF2F8"/>
+          </w:tcPr>
+          <w:p>
+            <w:r>
+              <w:rPr>
+                <w:rFonts w:ascii="Arial" w:hAnsi="Arial"/>
+                <w:sz w:val="18"/>
+              </w:rPr>
+              <w:t>dim_department</w:t>
+            </w:r>
+          </w:p>
+        </w:tc>
+        <w:tc>
+          <w:tcPr>
+            <w:tcW w:type="dxa" w:w="3389"/>
+            <w:vAlign w:val="center"/>
+            <w:shd w:fill="EAF2F8"/>
+          </w:tcPr>
+          <w:p>
+            <w:r>
+              <w:rPr>
+                <w:rFonts w:ascii="Arial" w:hAnsi="Arial"/>
+                <w:sz w:val="18"/>
+              </w:rPr>
+              <w:t>Uma linha por departamento</w:t>
+            </w:r>
+          </w:p>
+        </w:tc>
+        <w:tc>
+          <w:tcPr>
+            <w:tcW w:type="dxa" w:w="3389"/>
+            <w:vAlign w:val="center"/>
+            <w:shd w:fill="EAF2F8"/>
+          </w:tcPr>
+          <w:p>
+            <w:r>
+              <w:rPr>
+                <w:rFonts w:ascii="Arial" w:hAnsi="Arial"/>
+                <w:sz w:val="18"/>
+              </w:rPr>
+              <w:t>Filtrar e agrupar pagamentos por área responsável.</w:t>
+            </w:r>
+          </w:p>
+        </w:tc>
+      </w:tr>
+      <w:tr>
+        <w:tc>
+          <w:tcPr>
+            <w:tcW w:type="dxa" w:w="3389"/>
+            <w:vAlign w:val="center"/>
+          </w:tcPr>
+          <w:p>
+            <w:r>
+              <w:rPr>
+                <w:rFonts w:ascii="Arial" w:hAnsi="Arial"/>
+                <w:sz w:val="18"/>
+              </w:rPr>
+              <w:t>dim_calendar</w:t>
+            </w:r>
+          </w:p>
+        </w:tc>
+        <w:tc>
+          <w:tcPr>
+            <w:tcW w:type="dxa" w:w="3389"/>
+            <w:vAlign w:val="center"/>
+          </w:tcPr>
+          <w:p>
+            <w:r>
+              <w:rPr>
+                <w:rFonts w:ascii="Arial" w:hAnsi="Arial"/>
+                <w:sz w:val="18"/>
+              </w:rPr>
+              <w:t>Uma linha por data</w:t>
+            </w:r>
+          </w:p>
+        </w:tc>
+        <w:tc>
+          <w:tcPr>
+            <w:tcW w:type="dxa" w:w="3389"/>
+            <w:vAlign w:val="center"/>
+          </w:tcPr>
+          <w:p>
+            <w:r>
+              <w:rPr>
+                <w:rFonts w:ascii="Arial" w:hAnsi="Arial"/>
+                <w:sz w:val="18"/>
+              </w:rPr>
+              <w:t>Permitir análises por dia, mês, trimestre e ano.</w:t>
+            </w:r>
+          </w:p>
+        </w:tc>
+      </w:tr>
+      <w:tr>
+        <w:tc>
+          <w:tcPr>
+            <w:tcW w:type="dxa" w:w="3389"/>
+            <w:vAlign w:val="center"/>
+            <w:shd w:fill="EAF2F8"/>
+          </w:tcPr>
+          <w:p>
+            <w:r>
+              <w:rPr>
+                <w:rFonts w:ascii="Arial" w:hAnsi="Arial"/>
+                <w:sz w:val="18"/>
+              </w:rPr>
+              <w:t>fact_payments</w:t>
+            </w:r>
+          </w:p>
+        </w:tc>
+        <w:tc>
+          <w:tcPr>
+            <w:tcW w:type="dxa" w:w="3389"/>
+            <w:vAlign w:val="center"/>
+            <w:shd w:fill="EAF2F8"/>
+          </w:tcPr>
+          <w:p>
+            <w:r>
+              <w:rPr>
+                <w:rFonts w:ascii="Arial" w:hAnsi="Arial"/>
+                <w:sz w:val="18"/>
+              </w:rPr>
+              <w:t>Uma linha por pagamento</w:t>
+            </w:r>
+          </w:p>
+        </w:tc>
+        <w:tc>
+          <w:tcPr>
+            <w:tcW w:type="dxa" w:w="3389"/>
+            <w:vAlign w:val="center"/>
+            <w:shd w:fill="EAF2F8"/>
+          </w:tcPr>
+          <w:p>
+            <w:r>
+              <w:rPr>
+                <w:rFonts w:ascii="Arial" w:hAnsi="Arial"/>
+                <w:sz w:val="18"/>
+              </w:rPr>
+              <w:t>Base principal de medidas, contagens e valores pagos.</w:t>
+            </w:r>
+          </w:p>
+        </w:tc>
+      </w:tr>
+    </w:tbl>
+    <w:p>
+      <w:pPr>
+        <w:pStyle w:val="Heading2"/>
+      </w:pPr>
+      <w:r>
+        <w:rPr>
+          <w:rFonts w:ascii="Arial" w:hAnsi="Arial"/>
+          <w:b/>
+          <w:sz w:val="24"/>
+        </w:rPr>
+        <w:t>15 1 Chaves das dimensões</w:t>
+      </w:r>
+    </w:p>
+    <w:p>
+      <w:r>
+        <w:rPr>
+          <w:rFonts w:ascii="Arial" w:hAnsi="Arial"/>
+          <w:b w:val="0"/>
+          <w:sz w:val="20"/>
+        </w:rPr>
+        <w:t>A API não disponibiliza identificadores próprios para fornecedor e departamento. Por isso, vendor_key e department_key são hashes determinísticos gerados a partir dos nomes normalizados com UPPER e TRIM. A normalização evita que diferenças de maiúsculas, minúsculas ou espaços criem entidades diferentes sem necessidade.</w:t>
+      </w:r>
+    </w:p>
+    <w:p>
+      <w:pPr>
+        <w:pStyle w:val="Heading2"/>
+      </w:pPr>
+      <w:r>
+        <w:rPr>
+          <w:rFonts w:ascii="Arial" w:hAnsi="Arial"/>
+          <w:b/>
+          <w:sz w:val="24"/>
+        </w:rPr>
+        <w:t>15 2 Problema de multiplicação de linhas e correção</w:t>
+      </w:r>
+    </w:p>
+    <w:p>
+      <w:r>
+        <w:rPr>
+          <w:rFonts w:ascii="Arial" w:hAnsi="Arial"/>
+          <w:b w:val="0"/>
+          <w:sz w:val="20"/>
+        </w:rPr>
+        <w:t>Na primeira criação de dim_vendor, uma mesma vendor_key podia aparecer em mais de uma linha. Ao juntar a fato com essa dimensão, alguns pagamentos foram multiplicados: total_payments foi 470053, enquanto distinct_payments foi 467980. O total pago também ficou inflado.</w:t>
+      </w:r>
+    </w:p>
+    <w:p>
+      <w:r>
+        <w:rPr>
+          <w:rFonts w:ascii="Arial" w:hAnsi="Arial"/>
+          <w:b w:val="0"/>
+          <w:sz w:val="20"/>
+        </w:rPr>
+        <w:t>A correção foi normalizar vendor_name antes do DISTINCT. Depois de recriar a dimensão e a fato, total_payments e distinct_payments passaram a ser 467980. A mesma quantidade foi confirmada na Silver ativa, demonstrando que a fato está reconciliada com sua fonte.</w:t>
+      </w:r>
+    </w:p>
+    <w:p>
+      <w:pPr>
+        <w:pStyle w:val="Heading2"/>
+      </w:pPr>
+      <w:r>
+        <w:rPr>
+          <w:rFonts w:ascii="Arial" w:hAnsi="Arial"/>
+          <w:b/>
+          <w:sz w:val="24"/>
+        </w:rPr>
+        <w:t>15 3 Gold incremental ou full refresh</w:t>
+      </w:r>
+    </w:p>
+    <w:p>
+      <w:r>
+        <w:rPr>
+          <w:rFonts w:ascii="Arial" w:hAnsi="Arial"/>
+          <w:b w:val="0"/>
+          <w:sz w:val="20"/>
+        </w:rPr>
+        <w:t>Para o volume atual, próximo de meio milhão de pagamentos, as tabelas Gold podem ser recriadas diariamente com CREATE OR REPLACE TABLE. A Silver permanece incremental porque é a camada de controle das mudanças. A Gold é derivada da Silver confiável e um full refresh reduz a complexidade operacional.</w:t>
+      </w:r>
+    </w:p>
+    <w:p>
+      <w:pPr>
+        <w:pStyle w:val="Heading1"/>
+      </w:pPr>
+      <w:r>
+        <w:rPr>
+          <w:rFonts w:ascii="Arial" w:hAnsi="Arial"/>
+          <w:b/>
+          <w:sz w:val="30"/>
+        </w:rPr>
+        <w:t>16 Execução e orquestração</w:t>
+      </w:r>
+    </w:p>
+    <w:p>
+      <w:r>
+        <w:rPr>
+          <w:rFonts w:ascii="Arial" w:hAnsi="Arial"/>
+          <w:b w:val="0"/>
+          <w:sz w:val="20"/>
+        </w:rPr>
+        <w:t>No estágio atual, consultas agendadas podem executar a Silver e, depois, uma única consulta Gold com as tabelas em sequência. Não é necessário um agendamento para cada dimensão. A ordem interna da Gold deve ser dim_vendor, dim_department, dim_calendar e fact_payments.</w:t>
+      </w:r>
+    </w:p>
+    <w:p>
+      <w:r>
+        <w:rPr>
+          <w:rFonts w:ascii="Arial" w:hAnsi="Arial"/>
+          <w:b w:val="0"/>
+          <w:sz w:val="20"/>
+        </w:rPr>
+        <w:t>O agendamento por horário é aceitável para aprendizado, mas não prova que a etapa anterior terminou com sucesso. A evolução profissional é usar Cloud Workflows para disparar o Cloud Run, aguardar sucesso, executar a Silver, aguardar sucesso e então atualizar a Gold.</w:t>
+      </w:r>
+    </w:p>
+    <w:p>
+      <w:pPr>
+        <w:pStyle w:val="Heading1"/>
+      </w:pPr>
+      <w:r>
+        <w:rPr>
+          <w:rFonts w:ascii="Arial" w:hAnsi="Arial"/>
+          <w:b/>
+          <w:sz w:val="30"/>
+        </w:rPr>
+        <w:t>17 Dashboard editável no Figma</w:t>
+      </w:r>
+    </w:p>
+    <w:p>
+      <w:r>
+        <w:rPr>
+          <w:rFonts w:ascii="Arial" w:hAnsi="Arial"/>
+          <w:b w:val="0"/>
+          <w:sz w:val="20"/>
+        </w:rPr>
+        <w:t>Foi criado um arquivo de design editável chamado Chicago Payments Portal Dashboard. Ele contém um frame 16 por 9 com quatro cartões KPI e quatro painéis para gráficos. Os títulos planejados são Total Pago, Pagamentos, Fornecedores, Departamentos, Distribuição de Pagamentos por Período, Top Fornecedores por Valor Pago, Pagamentos por Departamento e Distribuição por Faixa de Valor.</w:t>
+      </w:r>
+    </w:p>
+    <w:p>
+      <w:r>
+        <w:rPr>
+          <w:rFonts w:ascii="Arial" w:hAnsi="Arial"/>
+          <w:b w:val="0"/>
+          <w:sz w:val="20"/>
+        </w:rPr>
+        <w:t>O arquivo possui páginas Dashboard, Foundations e Components. Cores, raios, bordas e espaçamentos foram criados como tokens editáveis. Os cartões KPI e painéis de gráfico são componentes reutilizáveis. O ícone cívico é conceitual e não representa o logotipo oficial da prefeitura de Chicago.</w:t>
+      </w:r>
+    </w:p>
+    <w:p>
+      <w:r>
+        <w:rPr>
+          <w:rFonts w:ascii="Arial" w:hAnsi="Arial"/>
+          <w:b w:val="0"/>
+          <w:sz w:val="20"/>
+        </w:rPr>
+        <w:t>Link do arquivo: https://www.figma.com/design/FVeHTFRXE66fHo2T0SfzFV</w:t>
+      </w:r>
+    </w:p>
+    <w:p>
+      <w:r>
+        <w:rPr>
+          <w:rFonts w:ascii="Arial" w:hAnsi="Arial"/>
+          <w:b w:val="0"/>
+          <w:sz w:val="20"/>
+        </w:rPr>
+        <w:t>Para editar o arquivo, a conta Figma precisa de um assento Full ou Design e permissão Can edit. Um assento View permite abrir o arquivo, mas não modificar os elementos.</w:t>
+      </w:r>
+    </w:p>
     <w:sectPr>
       <w:footerReference w:type="default" r:id="rId9"/>
       <w:pgSz w:w="12240" w:h="15840"/>
